--- a/Specifikáció/KalandBörze_Specifikáció.docx
+++ b/Specifikáció/KalandBörze_Specifikáció.docx
@@ -8,9 +8,11 @@
         <w:pStyle w:val="Cm"/>
         <w:spacing w:before="3960" w:after="120"/>
       </w:pPr>
+      <w:proofErr w:type="spellStart"/>
       <w:r>
         <w:t>KalandBörze</w:t>
       </w:r>
+      <w:proofErr w:type="spellEnd"/>
     </w:p>
     <w:p>
       <w:pPr>
@@ -2383,19 +2385,115 @@
         <w:t>teszi a</w:t>
       </w:r>
       <w:r>
-        <w:t xml:space="preserve"> felhasználóknak, hogy programokat hirdessenek és azzal lehetőséget adva más felhasználóknak, hogy </w:t>
-      </w:r>
-      <w:r>
-        <w:t>böngésszenek köztük, válasszanak és segítséget nyújtana a</w:t>
-      </w:r>
-      <w:r>
-        <w:t xml:space="preserve"> kapcsolatfelvételben és</w:t>
-      </w:r>
-      <w:r>
-        <w:t xml:space="preserve"> megegyezéshez való eljutásban</w:t>
-      </w:r>
-      <w:r>
-        <w:t xml:space="preserve">, de nem történne rajta keresztül tranzakció, szimplán megegyezéshez juttatná </w:t>
+        <w:t xml:space="preserve"> felhasználóknak, hogy</w:t>
+      </w:r>
+      <w:r>
+        <w:t xml:space="preserve"> regisztráció után</w:t>
+      </w:r>
+      <w:r>
+        <w:t xml:space="preserve"> programokat hirdessene</w:t>
+      </w:r>
+      <w:r>
+        <w:t>k</w:t>
+      </w:r>
+      <w:r>
+        <w:t xml:space="preserve">. </w:t>
+      </w:r>
+      <w:r>
+        <w:t>Továbbá</w:t>
+      </w:r>
+      <w:r>
+        <w:t xml:space="preserve"> lehetőséget adv</w:t>
+      </w:r>
+      <w:r>
+        <w:t xml:space="preserve">a a többi </w:t>
+      </w:r>
+      <w:r>
+        <w:t xml:space="preserve">felhasználónak, hogy </w:t>
+      </w:r>
+      <w:r>
+        <w:t>böngés</w:t>
+      </w:r>
+      <w:r>
+        <w:t>zhessenek</w:t>
+      </w:r>
+      <w:r>
+        <w:t xml:space="preserve"> a kilistázott keresési eredmények között</w:t>
+      </w:r>
+      <w:r>
+        <w:t xml:space="preserve"> és </w:t>
+      </w:r>
+      <w:r>
+        <w:t>kapcsolatot teremtene a programo</w:t>
+      </w:r>
+      <w:r>
+        <w:t>kat</w:t>
+      </w:r>
+      <w:r>
+        <w:t xml:space="preserve"> hirdető</w:t>
+      </w:r>
+      <w:r>
+        <w:t>k</w:t>
+      </w:r>
+      <w:r>
+        <w:t xml:space="preserve"> és  a programra jelentkező</w:t>
+      </w:r>
+      <w:r>
+        <w:t>k között</w:t>
+      </w:r>
+      <w:r>
+        <w:t xml:space="preserve"> egy chat felület opciójával</w:t>
+      </w:r>
+      <w:r>
+        <w:t>, emellett</w:t>
+      </w:r>
+      <w:r>
+        <w:t xml:space="preserve"> </w:t>
+      </w:r>
+      <w:r>
+        <w:t xml:space="preserve">a </w:t>
+      </w:r>
+      <w:r>
+        <w:t>megegyezéshez való eljutásban</w:t>
+      </w:r>
+      <w:r>
+        <w:t xml:space="preserve"> állna még rendelkezésre</w:t>
+      </w:r>
+      <w:r>
+        <w:t xml:space="preserve"> </w:t>
+      </w:r>
+      <w:r>
+        <w:t>egy automatikus e-mail</w:t>
+      </w:r>
+      <w:r>
+        <w:t xml:space="preserve"> ki</w:t>
+      </w:r>
+      <w:r>
+        <w:t>küldés</w:t>
+      </w:r>
+      <w:r>
+        <w:t xml:space="preserve">ével a program iránt érdeklődő fél </w:t>
+      </w:r>
+      <w:r>
+        <w:t>jelentkezés</w:t>
+      </w:r>
+      <w:r>
+        <w:t xml:space="preserve">ét </w:t>
+      </w:r>
+      <w:r>
+        <w:t>követően</w:t>
+      </w:r>
+      <w:r>
+        <w:t xml:space="preserve"> a hirdető félnek. Majd a visszaigazolás után szintén küldene egy, a már korábban említett e-mailt, de most a programra jelentkezőnek</w:t>
+      </w:r>
+      <w:r>
+        <w:t xml:space="preserve"> arról, hogy a hirdető tudja-e a jelentkező felet fogadni</w:t>
+      </w:r>
+      <w:r>
+        <w:t>. A legfontosabb pedig, hogy</w:t>
+      </w:r>
+      <w:r>
+        <w:t xml:space="preserve"> nem történne rajta keresztül tranzakció, szimplán megegyezéshez juttatná </w:t>
       </w:r>
       <w:r>
         <w:t>közelebb a</w:t>
@@ -2698,7 +2796,15 @@
         <w:t xml:space="preserve">, </w:t>
       </w:r>
       <w:r>
-        <w:t>15:45 - 17:00: Süteményezés és forró csoki (Hirdető: "Mignon Cukrászda"). Ha a felhasználónak tetszik az összeállítás, akkor rákattint a „Programcsomag lefoglalása / Érdeklődés elküldése” gombra.</w:t>
+        <w:t xml:space="preserve">15:45 - 17:00: </w:t>
+      </w:r>
+      <w:proofErr w:type="spellStart"/>
+      <w:r>
+        <w:t>Süteményezés</w:t>
+      </w:r>
+      <w:proofErr w:type="spellEnd"/>
+      <w:r>
+        <w:t xml:space="preserve"> és forró csoki (Hirdető: "Mignon Cukrászda"). Ha a felhasználónak tetszik az összeállítás, akkor rákattint a „Programcsomag lefoglalása / Érdeklődés elküldése” gombra.</w:t>
       </w:r>
     </w:p>
     <w:p/>
@@ -2757,13 +2863,29 @@
     </w:p>
     <w:p>
       <w:r>
-        <w:t>Miután a felhasználó a „Küldés” gombra kattint, a rendszer a háttérben (a backendben) szétbontja ezt az egy foglalást a két érintett hirdető között, és kiküldi nekik a Lead-et. Ez kétféleképpen történhet a hirdető technikai fejlettségétől függően:</w:t>
+        <w:t>Miután a felhasználó a „Küldés” gombra kattint, a rendszer a háttérben (a backendben) szétbontja ezt az egy foglalást a két érintett hirdető között, és kiküldi nekik a Lead-</w:t>
+      </w:r>
+      <w:proofErr w:type="spellStart"/>
+      <w:r>
+        <w:t>et</w:t>
+      </w:r>
+      <w:proofErr w:type="spellEnd"/>
+      <w:r>
+        <w:t>. Ez kétféleképpen történhet a hirdető technikai fejlettségétől függően:</w:t>
       </w:r>
     </w:p>
     <w:p/>
     <w:p>
       <w:r>
-        <w:t xml:space="preserve">A) Ha a hirdetőnek van saját rendszere (API integráció): A mi platformunk egy POST kéréssel (webhook) azonnal beküldi az adatokat a szabadulószoba saját foglalási </w:t>
+        <w:t>A) Ha a hirdetőnek van saját rendszere (API integráció): A mi platformunk egy POST kéréssel (</w:t>
+      </w:r>
+      <w:proofErr w:type="spellStart"/>
+      <w:r>
+        <w:t>webhook</w:t>
+      </w:r>
+      <w:proofErr w:type="spellEnd"/>
+      <w:r>
+        <w:t xml:space="preserve">) azonnal beküldi az adatokat a szabadulószoba saját foglalási </w:t>
       </w:r>
       <w:r>
         <w:lastRenderedPageBreak/>
@@ -2785,13 +2907,29 @@
     <w:p/>
     <w:p>
       <w:r>
-        <w:t>B) Ha a hirdetőnek nincs weboldala (A mi célcsoportunk): A hirdető kap egy automatikus e-mailt és SMS-t/Push értesítést: „Új délutáni program iránti érdeklődés érkezett a platformról! Kovács Péter + 3 fő, szombat 14:00. Kattintson ide az elfogadáshoz.”</w:t>
+        <w:t>B) Ha a hirdetőnek nincs weboldala (A mi célcsoportunk): A hirdető kap egy automatikus e-mailt és SMS-t/</w:t>
+      </w:r>
+      <w:proofErr w:type="spellStart"/>
+      <w:r>
+        <w:t>Push</w:t>
+      </w:r>
+      <w:proofErr w:type="spellEnd"/>
+      <w:r>
+        <w:t xml:space="preserve"> értesítést: „Új délutáni program iránti érdeklődés érkezett a platformról! Kovács Péter + 3 fő, szombat 14:00. Kattintson ide az elfogadáshoz.”</w:t>
       </w:r>
       <w:r>
         <w:t xml:space="preserve"> </w:t>
       </w:r>
       <w:r>
-        <w:t>A linkre kattintva a hirdető belép a mi platformunkon lévő egyszerű Dashboardjára, ahol látja a részleteket (köztük a gluténérzékenységet is).</w:t>
+        <w:t xml:space="preserve">A linkre kattintva a hirdető belép a mi platformunkon lévő egyszerű </w:t>
+      </w:r>
+      <w:proofErr w:type="spellStart"/>
+      <w:r>
+        <w:t>Dashboardjára</w:t>
+      </w:r>
+      <w:proofErr w:type="spellEnd"/>
+      <w:r>
+        <w:t>, ahol látja a részleteket (köztük a gluténérzékenységet is).</w:t>
       </w:r>
     </w:p>
     <w:p/>
@@ -2807,7 +2945,15 @@
     </w:p>
     <w:p>
       <w:r>
-        <w:t>A hirdető az Admin felületen rákattint az „Elfogadom / Szabadok vagyunk” gombra. Ekkor a rendszer automatikusan kiküld egy visszaigazoló e-mailt a felhasználónak (Kovács Péternek)</w:t>
+        <w:t xml:space="preserve">A hirdető az </w:t>
+      </w:r>
+      <w:proofErr w:type="spellStart"/>
+      <w:r>
+        <w:t>Admin</w:t>
+      </w:r>
+      <w:proofErr w:type="spellEnd"/>
+      <w:r>
+        <w:t xml:space="preserve"> felületen rákattint az „Elfogadom / Szabadok vagyunk” gombra. Ekkor a rendszer automatikusan kiküld egy visszaigazoló e-mailt a felhasználónak (Kovács Péternek)</w:t>
       </w:r>
       <w:r>
         <w:t xml:space="preserve"> minden foglalásról</w:t>
@@ -2842,13 +2988,37 @@
     <w:p/>
     <w:p>
       <w:r>
-        <w:t>Biztonságos: Nem kell fizetési kaput (Stripe, Barion) integrálnunk, nem felelünk a pénzért, nincs csalás-kockázat (chargeback) és nincsenek bonyolult számlázási körök.</w:t>
+        <w:t>Biztonságos: Nem kell fizetési kaput (</w:t>
+      </w:r>
+      <w:proofErr w:type="spellStart"/>
+      <w:r>
+        <w:t>Stripe</w:t>
+      </w:r>
+      <w:proofErr w:type="spellEnd"/>
+      <w:r>
+        <w:t>, Barion) integrálnunk, nem felelünk a pénzért, nincs csalás-kockázat (</w:t>
+      </w:r>
+      <w:proofErr w:type="spellStart"/>
+      <w:r>
+        <w:t>chargeback</w:t>
+      </w:r>
+      <w:proofErr w:type="spellEnd"/>
+      <w:r>
+        <w:t>) és nincsenek bonyolult számlázási körök.</w:t>
       </w:r>
     </w:p>
     <w:p/>
     <w:p>
       <w:r>
-        <w:t>Értékteremtő: A példában szereplő, weboldallal nem rendelkező cukrászdának hoztunk egy 4 fős asztalt, amit magától lehet nem kapott volna meg. Boldog lesz, és látja a mi Dashboardunkon, hogy a hónapban már a 15. vendéget küldtük neki.</w:t>
+        <w:t xml:space="preserve">Értékteremtő: A példában szereplő, weboldallal nem rendelkező cukrászdának hoztunk egy 4 fős asztalt, amit magától lehet nem kapott volna meg. Boldog lesz, és látja a mi </w:t>
+      </w:r>
+      <w:proofErr w:type="spellStart"/>
+      <w:r>
+        <w:t>Dashboardunkon</w:t>
+      </w:r>
+      <w:proofErr w:type="spellEnd"/>
+      <w:r>
+        <w:t>, hogy a hónapban már a 15. vendéget küldtük neki.</w:t>
       </w:r>
     </w:p>
     <w:p/>
